--- a/lessons/5-3-flagship/homework.docx
+++ b/lessons/5-3-flagship/homework.docx
@@ -106,7 +106,55 @@
     </w:p>
     <w:p>
       <w:pPr>
-        <w:spacing w:after="60"/>
+        <w:keepNext/>
+        <w:spacing w:after="20" w:before="80"/>
+        <w:jc w:val="center"/>
+      </w:pPr>
+      <w:r>
+        <w:drawing>
+          <wp:inline distT="0" distB="0" distL="0" distR="0">
+            <wp:extent cx="1047750" cy="790575"/>
+            <wp:effectExtent t="0" r="0" b="0" l="0"/>
+            <wp:docPr id="1" name="" descr="" title=""/>
+            <wp:cNvGraphicFramePr>
+              <a:graphicFrameLocks xmlns:a="http://schemas.openxmlformats.org/drawingml/2006/main" noChangeAspect="1"/>
+            </wp:cNvGraphicFramePr>
+            <a:graphic xmlns:a="http://schemas.openxmlformats.org/drawingml/2006/main">
+              <a:graphicData uri="http://schemas.openxmlformats.org/drawingml/2006/picture">
+                <pic:pic xmlns:pic="http://schemas.openxmlformats.org/drawingml/2006/picture">
+                  <pic:nvPicPr>
+                    <pic:cNvPr id="0" name="" descr=""/>
+                    <pic:cNvPicPr>
+                      <a:picLocks noChangeAspect="1" noChangeArrowheads="1"/>
+                    </pic:cNvPicPr>
+                  </pic:nvPicPr>
+                  <pic:blipFill>
+                    <a:blip r:embed="rId7" cstate="none"/>
+                    <a:srcRect/>
+                    <a:stretch>
+                      <a:fillRect/>
+                    </a:stretch>
+                  </pic:blipFill>
+                  <pic:spPr bwMode="auto">
+                    <a:xfrm>
+                      <a:off x="0" y="0"/>
+                      <a:ext cx="1047750" cy="790575"/>
+                    </a:xfrm>
+                    <a:prstGeom prst="rect">
+                      <a:avLst/>
+                    </a:prstGeom>
+                  </pic:spPr>
+                </pic:pic>
+              </a:graphicData>
+            </a:graphic>
+          </wp:inline>
+        </w:drawing>
+      </w:r>
+    </w:p>
+    <w:p>
+      <w:pPr>
+        <w:keepNext/>
+        <w:spacing w:after="120"/>
       </w:pPr>
       <w:r>
         <w:rPr>
@@ -116,12 +164,60 @@
         <w:t xml:space="preserve">Base (Base)</w:t>
       </w:r>
       <w:r>
-        <w:t xml:space="preserve"> — Any side of a triangle used to calculate area</w:t>
-      </w:r>
-    </w:p>
-    <w:p>
-      <w:pPr>
-        <w:spacing w:after="60"/>
+        <w:t xml:space="preserve"> — A side of the triangle you use to find the area.</w:t>
+      </w:r>
+    </w:p>
+    <w:p>
+      <w:pPr>
+        <w:keepNext/>
+        <w:spacing w:after="20" w:before="80"/>
+        <w:jc w:val="center"/>
+      </w:pPr>
+      <w:r>
+        <w:drawing>
+          <wp:inline distT="0" distB="0" distL="0" distR="0">
+            <wp:extent cx="1047750" cy="790575"/>
+            <wp:effectExtent t="0" r="0" b="0" l="0"/>
+            <wp:docPr id="1" name="" descr="" title=""/>
+            <wp:cNvGraphicFramePr>
+              <a:graphicFrameLocks xmlns:a="http://schemas.openxmlformats.org/drawingml/2006/main" noChangeAspect="1"/>
+            </wp:cNvGraphicFramePr>
+            <a:graphic xmlns:a="http://schemas.openxmlformats.org/drawingml/2006/main">
+              <a:graphicData uri="http://schemas.openxmlformats.org/drawingml/2006/picture">
+                <pic:pic xmlns:pic="http://schemas.openxmlformats.org/drawingml/2006/picture">
+                  <pic:nvPicPr>
+                    <pic:cNvPr id="0" name="" descr=""/>
+                    <pic:cNvPicPr>
+                      <a:picLocks noChangeAspect="1" noChangeArrowheads="1"/>
+                    </pic:cNvPicPr>
+                  </pic:nvPicPr>
+                  <pic:blipFill>
+                    <a:blip r:embed="rId8" cstate="none"/>
+                    <a:srcRect/>
+                    <a:stretch>
+                      <a:fillRect/>
+                    </a:stretch>
+                  </pic:blipFill>
+                  <pic:spPr bwMode="auto">
+                    <a:xfrm>
+                      <a:off x="0" y="0"/>
+                      <a:ext cx="1047750" cy="790575"/>
+                    </a:xfrm>
+                    <a:prstGeom prst="rect">
+                      <a:avLst/>
+                    </a:prstGeom>
+                  </pic:spPr>
+                </pic:pic>
+              </a:graphicData>
+            </a:graphic>
+          </wp:inline>
+        </w:drawing>
+      </w:r>
+    </w:p>
+    <w:p>
+      <w:pPr>
+        <w:keepNext/>
+        <w:spacing w:after="120"/>
       </w:pPr>
       <w:r>
         <w:rPr>
@@ -131,12 +227,60 @@
         <w:t xml:space="preserve">Height (Altura)</w:t>
       </w:r>
       <w:r>
-        <w:t xml:space="preserve"> — The perpendicular distance from the base to the opposite vertex</w:t>
-      </w:r>
-    </w:p>
-    <w:p>
-      <w:pPr>
-        <w:spacing w:after="60"/>
+        <w:t xml:space="preserve"> — The straight-up distance from the base to the top corner.</w:t>
+      </w:r>
+    </w:p>
+    <w:p>
+      <w:pPr>
+        <w:keepNext/>
+        <w:spacing w:after="20" w:before="80"/>
+        <w:jc w:val="center"/>
+      </w:pPr>
+      <w:r>
+        <w:drawing>
+          <wp:inline distT="0" distB="0" distL="0" distR="0">
+            <wp:extent cx="1047750" cy="790575"/>
+            <wp:effectExtent t="0" r="0" b="0" l="0"/>
+            <wp:docPr id="1" name="" descr="" title=""/>
+            <wp:cNvGraphicFramePr>
+              <a:graphicFrameLocks xmlns:a="http://schemas.openxmlformats.org/drawingml/2006/main" noChangeAspect="1"/>
+            </wp:cNvGraphicFramePr>
+            <a:graphic xmlns:a="http://schemas.openxmlformats.org/drawingml/2006/main">
+              <a:graphicData uri="http://schemas.openxmlformats.org/drawingml/2006/picture">
+                <pic:pic xmlns:pic="http://schemas.openxmlformats.org/drawingml/2006/picture">
+                  <pic:nvPicPr>
+                    <pic:cNvPr id="0" name="" descr=""/>
+                    <pic:cNvPicPr>
+                      <a:picLocks noChangeAspect="1" noChangeArrowheads="1"/>
+                    </pic:cNvPicPr>
+                  </pic:nvPicPr>
+                  <pic:blipFill>
+                    <a:blip r:embed="rId9" cstate="none"/>
+                    <a:srcRect/>
+                    <a:stretch>
+                      <a:fillRect/>
+                    </a:stretch>
+                  </pic:blipFill>
+                  <pic:spPr bwMode="auto">
+                    <a:xfrm>
+                      <a:off x="0" y="0"/>
+                      <a:ext cx="1047750" cy="790575"/>
+                    </a:xfrm>
+                    <a:prstGeom prst="rect">
+                      <a:avLst/>
+                    </a:prstGeom>
+                  </pic:spPr>
+                </pic:pic>
+              </a:graphicData>
+            </a:graphic>
+          </wp:inline>
+        </w:drawing>
+      </w:r>
+    </w:p>
+    <w:p>
+      <w:pPr>
+        <w:keepNext/>
+        <w:spacing w:after="120"/>
       </w:pPr>
       <w:r>
         <w:rPr>
@@ -146,12 +290,60 @@
         <w:t xml:space="preserve">Area (Área)</w:t>
       </w:r>
       <w:r>
-        <w:t xml:space="preserve"> — The amount of space inside a two-dimensional figure</w:t>
-      </w:r>
-    </w:p>
-    <w:p>
-      <w:pPr>
-        <w:spacing w:after="60"/>
+        <w:t xml:space="preserve"> — How much space is inside a flat shape.</w:t>
+      </w:r>
+    </w:p>
+    <w:p>
+      <w:pPr>
+        <w:keepNext/>
+        <w:spacing w:after="20" w:before="80"/>
+        <w:jc w:val="center"/>
+      </w:pPr>
+      <w:r>
+        <w:drawing>
+          <wp:inline distT="0" distB="0" distL="0" distR="0">
+            <wp:extent cx="1047750" cy="790575"/>
+            <wp:effectExtent t="0" r="0" b="0" l="0"/>
+            <wp:docPr id="1" name="" descr="" title=""/>
+            <wp:cNvGraphicFramePr>
+              <a:graphicFrameLocks xmlns:a="http://schemas.openxmlformats.org/drawingml/2006/main" noChangeAspect="1"/>
+            </wp:cNvGraphicFramePr>
+            <a:graphic xmlns:a="http://schemas.openxmlformats.org/drawingml/2006/main">
+              <a:graphicData uri="http://schemas.openxmlformats.org/drawingml/2006/picture">
+                <pic:pic xmlns:pic="http://schemas.openxmlformats.org/drawingml/2006/picture">
+                  <pic:nvPicPr>
+                    <pic:cNvPr id="0" name="" descr=""/>
+                    <pic:cNvPicPr>
+                      <a:picLocks noChangeAspect="1" noChangeArrowheads="1"/>
+                    </pic:cNvPicPr>
+                  </pic:nvPicPr>
+                  <pic:blipFill>
+                    <a:blip r:embed="rId10" cstate="none"/>
+                    <a:srcRect/>
+                    <a:stretch>
+                      <a:fillRect/>
+                    </a:stretch>
+                  </pic:blipFill>
+                  <pic:spPr bwMode="auto">
+                    <a:xfrm>
+                      <a:off x="0" y="0"/>
+                      <a:ext cx="1047750" cy="790575"/>
+                    </a:xfrm>
+                    <a:prstGeom prst="rect">
+                      <a:avLst/>
+                    </a:prstGeom>
+                  </pic:spPr>
+                </pic:pic>
+              </a:graphicData>
+            </a:graphic>
+          </wp:inline>
+        </w:drawing>
+      </w:r>
+    </w:p>
+    <w:p>
+      <w:pPr>
+        <w:keepNext/>
+        <w:spacing w:after="120"/>
       </w:pPr>
       <w:r>
         <w:rPr>
@@ -161,12 +353,60 @@
         <w:t xml:space="preserve">Perpendicular (Perpendicular)</w:t>
       </w:r>
       <w:r>
-        <w:t xml:space="preserve"> — Lines or segments that meet at a 90-degree angle</w:t>
-      </w:r>
-    </w:p>
-    <w:p>
-      <w:pPr>
-        <w:spacing w:after="60"/>
+        <w:t xml:space="preserve"> — Two lines that meet to make a square corner (90 degrees).</w:t>
+      </w:r>
+    </w:p>
+    <w:p>
+      <w:pPr>
+        <w:keepNext/>
+        <w:spacing w:after="20" w:before="80"/>
+        <w:jc w:val="center"/>
+      </w:pPr>
+      <w:r>
+        <w:drawing>
+          <wp:inline distT="0" distB="0" distL="0" distR="0">
+            <wp:extent cx="1047750" cy="790575"/>
+            <wp:effectExtent t="0" r="0" b="0" l="0"/>
+            <wp:docPr id="1" name="" descr="" title=""/>
+            <wp:cNvGraphicFramePr>
+              <a:graphicFrameLocks xmlns:a="http://schemas.openxmlformats.org/drawingml/2006/main" noChangeAspect="1"/>
+            </wp:cNvGraphicFramePr>
+            <a:graphic xmlns:a="http://schemas.openxmlformats.org/drawingml/2006/main">
+              <a:graphicData uri="http://schemas.openxmlformats.org/drawingml/2006/picture">
+                <pic:pic xmlns:pic="http://schemas.openxmlformats.org/drawingml/2006/picture">
+                  <pic:nvPicPr>
+                    <pic:cNvPr id="0" name="" descr=""/>
+                    <pic:cNvPicPr>
+                      <a:picLocks noChangeAspect="1" noChangeArrowheads="1"/>
+                    </pic:cNvPicPr>
+                  </pic:nvPicPr>
+                  <pic:blipFill>
+                    <a:blip r:embed="rId11" cstate="none"/>
+                    <a:srcRect/>
+                    <a:stretch>
+                      <a:fillRect/>
+                    </a:stretch>
+                  </pic:blipFill>
+                  <pic:spPr bwMode="auto">
+                    <a:xfrm>
+                      <a:off x="0" y="0"/>
+                      <a:ext cx="1047750" cy="790575"/>
+                    </a:xfrm>
+                    <a:prstGeom prst="rect">
+                      <a:avLst/>
+                    </a:prstGeom>
+                  </pic:spPr>
+                </pic:pic>
+              </a:graphicData>
+            </a:graphic>
+          </wp:inline>
+        </w:drawing>
+      </w:r>
+    </w:p>
+    <w:p>
+      <w:pPr>
+        <w:keepNext/>
+        <w:spacing w:after="120"/>
       </w:pPr>
       <w:r>
         <w:rPr>
@@ -176,12 +416,60 @@
         <w:t xml:space="preserve">Composite figure (Figura compuesta)</w:t>
       </w:r>
       <w:r>
-        <w:t xml:space="preserve"> — A shape made of two or more basic shapes combined</w:t>
-      </w:r>
-    </w:p>
-    <w:p>
-      <w:pPr>
-        <w:spacing w:after="60"/>
+        <w:t xml:space="preserve"> — A shape made by putting two or more simple shapes together.</w:t>
+      </w:r>
+    </w:p>
+    <w:p>
+      <w:pPr>
+        <w:keepNext/>
+        <w:spacing w:after="20" w:before="80"/>
+        <w:jc w:val="center"/>
+      </w:pPr>
+      <w:r>
+        <w:drawing>
+          <wp:inline distT="0" distB="0" distL="0" distR="0">
+            <wp:extent cx="1047750" cy="790575"/>
+            <wp:effectExtent t="0" r="0" b="0" l="0"/>
+            <wp:docPr id="1" name="" descr="" title=""/>
+            <wp:cNvGraphicFramePr>
+              <a:graphicFrameLocks xmlns:a="http://schemas.openxmlformats.org/drawingml/2006/main" noChangeAspect="1"/>
+            </wp:cNvGraphicFramePr>
+            <a:graphic xmlns:a="http://schemas.openxmlformats.org/drawingml/2006/main">
+              <a:graphicData uri="http://schemas.openxmlformats.org/drawingml/2006/picture">
+                <pic:pic xmlns:pic="http://schemas.openxmlformats.org/drawingml/2006/picture">
+                  <pic:nvPicPr>
+                    <pic:cNvPr id="0" name="" descr=""/>
+                    <pic:cNvPicPr>
+                      <a:picLocks noChangeAspect="1" noChangeArrowheads="1"/>
+                    </pic:cNvPicPr>
+                  </pic:nvPicPr>
+                  <pic:blipFill>
+                    <a:blip r:embed="rId12" cstate="none"/>
+                    <a:srcRect/>
+                    <a:stretch>
+                      <a:fillRect/>
+                    </a:stretch>
+                  </pic:blipFill>
+                  <pic:spPr bwMode="auto">
+                    <a:xfrm>
+                      <a:off x="0" y="0"/>
+                      <a:ext cx="1047750" cy="790575"/>
+                    </a:xfrm>
+                    <a:prstGeom prst="rect">
+                      <a:avLst/>
+                    </a:prstGeom>
+                  </pic:spPr>
+                </pic:pic>
+              </a:graphicData>
+            </a:graphic>
+          </wp:inline>
+        </w:drawing>
+      </w:r>
+    </w:p>
+    <w:p>
+      <w:pPr>
+        <w:keepNext/>
+        <w:spacing w:after="120"/>
       </w:pPr>
       <w:r>
         <w:rPr>
@@ -191,7 +479,7 @@
         <w:t xml:space="preserve">Formula (Fórmula)</w:t>
       </w:r>
       <w:r>
-        <w:t xml:space="preserve"> — A mathematical rule written with symbols</w:t>
+        <w:t xml:space="preserve"> — A math rule written with symbols.</w:t>
       </w:r>
     </w:p>
     <w:p>
@@ -826,6 +1114,323 @@
       </w:r>
     </w:p>
     <w:p>
+      <w:pPr>
+        <w:spacing w:after="80" w:before="0"/>
+      </w:pPr>
+      <w:r>
+        <w:rPr>
+          <w:b/>
+          <w:bCs/>
+        </w:rPr>
+        <w:t xml:space="preserve">5. Find Dana's Mistake</w:t>
+      </w:r>
+    </w:p>
+    <w:p>
+      <w:pPr>
+        <w:spacing w:after="40" w:before="0"/>
+      </w:pPr>
+      <w:r>
+        <w:t xml:space="preserve">   Step 1 (Problem): Find the area of a triangle with base 10 ft and height 7 ft.</w:t>
+      </w:r>
+    </w:p>
+    <w:p>
+      <w:pPr>
+        <w:spacing w:after="40" w:before="0"/>
+      </w:pPr>
+      <w:r>
+        <w:t xml:space="preserve">   Step 2 (Write the formula): A = ½ × b × h</w:t>
+      </w:r>
+    </w:p>
+    <w:p>
+      <w:pPr>
+        <w:spacing w:after="40" w:before="0"/>
+      </w:pPr>
+      <w:r>
+        <w:t xml:space="preserve">   Step 3 (Substitute): A = ½ × 10 × 7</w:t>
+      </w:r>
+    </w:p>
+    <w:p>
+      <w:pPr>
+        <w:spacing w:after="40" w:before="0"/>
+      </w:pPr>
+      <w:r>
+        <w:t xml:space="preserve">   Step 4 (Multiply): A = 10 × 7 = 70</w:t>
+      </w:r>
+    </w:p>
+    <w:p>
+      <w:pPr>
+        <w:spacing w:after="40" w:before="0"/>
+      </w:pPr>
+      <w:r>
+        <w:t xml:space="preserve">   Step 5 (Final answer): A = 70 sq ft</w:t>
+      </w:r>
+    </w:p>
+    <w:p>
+      <w:pPr>
+        <w:spacing w:after="60" w:before="0"/>
+      </w:pPr>
+      <w:r>
+        <w:rPr>
+          <w:i/>
+          <w:iCs/>
+        </w:rPr>
+        <w:t xml:space="preserve">Which step has the mistake? Explain and fix it:</w:t>
+      </w:r>
+    </w:p>
+    <w:p>
+      <w:pPr>
+        <w:spacing w:after="60" w:before="120"/>
+      </w:pPr>
+      <w:r>
+        <w:rPr>
+          <w:color w:val="BBBBBB"/>
+        </w:rPr>
+        <w:t xml:space="preserve">______________________________________________________________________</w:t>
+      </w:r>
+    </w:p>
+    <w:p>
+      <w:pPr>
+        <w:spacing w:after="60" w:before="120"/>
+      </w:pPr>
+      <w:r>
+        <w:rPr>
+          <w:color w:val="BBBBBB"/>
+        </w:rPr>
+        <w:t xml:space="preserve">______________________________________________________________________</w:t>
+      </w:r>
+    </w:p>
+    <w:p>
+      <w:pPr>
+        <w:spacing w:after="60" w:before="120"/>
+      </w:pPr>
+      <w:r>
+        <w:rPr>
+          <w:color w:val="BBBBBB"/>
+        </w:rPr>
+        <w:t xml:space="preserve">______________________________________________________________________</w:t>
+      </w:r>
+    </w:p>
+    <w:p>
+      <w:pPr>
+        <w:spacing w:after="80" w:before="0"/>
+      </w:pPr>
+      <w:r>
+        <w:rPr>
+          <w:b/>
+          <w:bCs/>
+        </w:rPr>
+        <w:t xml:space="preserve">6. A triangular sail has an area of 30 sq m and a height of 12 m. What is its base?</w:t>
+      </w:r>
+    </w:p>
+    <w:p>
+      <w:pPr>
+        <w:spacing w:after="40" w:before="0"/>
+      </w:pPr>
+      <w:r>
+        <w:t xml:space="preserve">     A. 5 m</w:t>
+      </w:r>
+    </w:p>
+    <w:p>
+      <w:pPr>
+        <w:spacing w:after="40" w:before="0"/>
+      </w:pPr>
+      <w:r>
+        <w:t xml:space="preserve">     B. 2.5 m</w:t>
+      </w:r>
+    </w:p>
+    <w:p>
+      <w:pPr>
+        <w:spacing w:after="40" w:before="0"/>
+      </w:pPr>
+      <w:r>
+        <w:t xml:space="preserve">     C. 18 m</w:t>
+      </w:r>
+    </w:p>
+    <w:p>
+      <w:pPr>
+        <w:spacing w:after="40" w:before="0"/>
+      </w:pPr>
+      <w:r>
+        <w:t xml:space="preserve">     D. 360 m</w:t>
+      </w:r>
+    </w:p>
+    <w:p>
+      <w:pPr>
+        <w:spacing w:after="60" w:before="120"/>
+      </w:pPr>
+      <w:r>
+        <w:rPr>
+          <w:color w:val="BBBBBB"/>
+        </w:rPr>
+        <w:t xml:space="preserve">______________________________________________________________________</w:t>
+      </w:r>
+    </w:p>
+    <w:p>
+      <w:pPr>
+        <w:spacing w:after="80" w:before="0"/>
+      </w:pPr>
+      <w:r>
+        <w:rPr>
+          <w:b/>
+          <w:bCs/>
+        </w:rPr>
+        <w:t xml:space="preserve">7. What is the area of a triangle with base 16 m and height 5 m?</w:t>
+      </w:r>
+    </w:p>
+    <w:p>
+      <w:pPr>
+        <w:spacing w:after="40" w:before="0"/>
+      </w:pPr>
+      <w:r>
+        <w:t xml:space="preserve">     A. 40 sq m</w:t>
+      </w:r>
+    </w:p>
+    <w:p>
+      <w:pPr>
+        <w:spacing w:after="40" w:before="0"/>
+      </w:pPr>
+      <w:r>
+        <w:t xml:space="preserve">     B. 80 sq m</w:t>
+      </w:r>
+    </w:p>
+    <w:p>
+      <w:pPr>
+        <w:spacing w:after="40" w:before="0"/>
+      </w:pPr>
+      <w:r>
+        <w:t xml:space="preserve">     C. 21 sq m</w:t>
+      </w:r>
+    </w:p>
+    <w:p>
+      <w:pPr>
+        <w:spacing w:after="40" w:before="0"/>
+      </w:pPr>
+      <w:r>
+        <w:t xml:space="preserve">     D. 40 m</w:t>
+      </w:r>
+    </w:p>
+    <w:p>
+      <w:pPr>
+        <w:spacing w:after="60" w:before="120"/>
+      </w:pPr>
+      <w:r>
+        <w:rPr>
+          <w:color w:val="BBBBBB"/>
+        </w:rPr>
+        <w:t xml:space="preserve">______________________________________________________________________</w:t>
+      </w:r>
+    </w:p>
+    <w:p>
+      <w:pPr>
+        <w:spacing w:after="80" w:before="0"/>
+      </w:pPr>
+      <w:r>
+        <w:rPr>
+          <w:b/>
+          <w:bCs/>
+        </w:rPr>
+        <w:t xml:space="preserve">8. A triangle has an area of 36 sq cm and a height of 9 cm. What is its base?</w:t>
+      </w:r>
+    </w:p>
+    <w:p>
+      <w:pPr>
+        <w:spacing w:after="40" w:before="0"/>
+      </w:pPr>
+      <w:r>
+        <w:t xml:space="preserve">     A. 8 cm</w:t>
+      </w:r>
+    </w:p>
+    <w:p>
+      <w:pPr>
+        <w:spacing w:after="40" w:before="0"/>
+      </w:pPr>
+      <w:r>
+        <w:t xml:space="preserve">     B. 4 cm</w:t>
+      </w:r>
+    </w:p>
+    <w:p>
+      <w:pPr>
+        <w:spacing w:after="40" w:before="0"/>
+      </w:pPr>
+      <w:r>
+        <w:t xml:space="preserve">     C. 27 cm</w:t>
+      </w:r>
+    </w:p>
+    <w:p>
+      <w:pPr>
+        <w:spacing w:after="40" w:before="0"/>
+      </w:pPr>
+      <w:r>
+        <w:t xml:space="preserve">     D. 324 cm</w:t>
+      </w:r>
+    </w:p>
+    <w:p>
+      <w:pPr>
+        <w:spacing w:after="60" w:before="120"/>
+      </w:pPr>
+      <w:r>
+        <w:rPr>
+          <w:color w:val="BBBBBB"/>
+        </w:rPr>
+        <w:t xml:space="preserve">______________________________________________________________________</w:t>
+      </w:r>
+    </w:p>
+    <w:p>
+      <w:pPr>
+        <w:spacing w:after="80" w:before="0"/>
+      </w:pPr>
+      <w:r>
+        <w:rPr>
+          <w:b/>
+          <w:bCs/>
+        </w:rPr>
+        <w:t xml:space="preserve">9. Two triangles have the same area. One has a base of 12 ft and a height of 6 ft. The other has a base of 9 ft. What is the height of the second triangle?</w:t>
+      </w:r>
+    </w:p>
+    <w:p>
+      <w:pPr>
+        <w:spacing w:after="40" w:before="0"/>
+      </w:pPr>
+      <w:r>
+        <w:t xml:space="preserve">     A. 8 ft</w:t>
+      </w:r>
+    </w:p>
+    <w:p>
+      <w:pPr>
+        <w:spacing w:after="40" w:before="0"/>
+      </w:pPr>
+      <w:r>
+        <w:t xml:space="preserve">     B. 6 ft</w:t>
+      </w:r>
+    </w:p>
+    <w:p>
+      <w:pPr>
+        <w:spacing w:after="40" w:before="0"/>
+      </w:pPr>
+      <w:r>
+        <w:t xml:space="preserve">     C. 4 ft</w:t>
+      </w:r>
+    </w:p>
+    <w:p>
+      <w:pPr>
+        <w:spacing w:after="40" w:before="0"/>
+      </w:pPr>
+      <w:r>
+        <w:t xml:space="preserve">     D. 18 ft</w:t>
+      </w:r>
+    </w:p>
+    <w:p>
+      <w:pPr>
+        <w:spacing w:after="60" w:before="120"/>
+      </w:pPr>
+      <w:r>
+        <w:rPr>
+          <w:color w:val="BBBBBB"/>
+        </w:rPr>
+        <w:t xml:space="preserve">______________________________________________________________________</w:t>
+      </w:r>
+    </w:p>
+    <w:p>
       <w:r>
         <w:br w:type="page"/>
       </w:r>
@@ -985,6 +1590,114 @@
       </w:pPr>
       <w:r>
         <w:t xml:space="preserve"/>
+      </w:r>
+    </w:p>
+    <w:p>
+      <w:pPr>
+        <w:spacing w:after="40" w:before="0"/>
+      </w:pPr>
+      <w:r>
+        <w:rPr>
+          <w:b/>
+          <w:bCs/>
+        </w:rPr>
+        <w:t xml:space="preserve">5. Find Dana's Mistake</w:t>
+      </w:r>
+    </w:p>
+    <w:p>
+      <w:pPr>
+        <w:spacing w:after="20" w:before="0"/>
+      </w:pPr>
+      <w:r>
+        <w:t xml:space="preserve">     The mistake is in Step 4.</w:t>
+      </w:r>
+    </w:p>
+    <w:p>
+      <w:pPr>
+        <w:spacing w:after="80" w:before="0"/>
+      </w:pPr>
+      <w:r>
+        <w:t xml:space="preserve">     Dana forgot the ½. The area is half of base × height: A = ½ × 10 × 7 = ½ × 70 = 35 square feet.</w:t>
+      </w:r>
+    </w:p>
+    <w:p>
+      <w:pPr>
+        <w:spacing w:after="40" w:before="0"/>
+      </w:pPr>
+      <w:r>
+        <w:rPr>
+          <w:b/>
+          <w:bCs/>
+        </w:rPr>
+        <w:t xml:space="preserve">6. A. 5 m</w:t>
+      </w:r>
+    </w:p>
+    <w:p>
+      <w:pPr>
+        <w:spacing w:after="80" w:before="0"/>
+      </w:pPr>
+      <w:r>
+        <w:t xml:space="preserve">     30 = ½ × b × 12 → 30 = 6b → b = 5 m.</w:t>
+      </w:r>
+    </w:p>
+    <w:p>
+      <w:pPr>
+        <w:spacing w:after="40" w:before="0"/>
+      </w:pPr>
+      <w:r>
+        <w:rPr>
+          <w:b/>
+          <w:bCs/>
+        </w:rPr>
+        <w:t xml:space="preserve">7. A. 40 sq m</w:t>
+      </w:r>
+    </w:p>
+    <w:p>
+      <w:pPr>
+        <w:spacing w:after="80" w:before="0"/>
+      </w:pPr>
+      <w:r>
+        <w:t xml:space="preserve">     A = ½ × 16 × 5 = ½ × 80 = 40 square meters.</w:t>
+      </w:r>
+    </w:p>
+    <w:p>
+      <w:pPr>
+        <w:spacing w:after="40" w:before="0"/>
+      </w:pPr>
+      <w:r>
+        <w:rPr>
+          <w:b/>
+          <w:bCs/>
+        </w:rPr>
+        <w:t xml:space="preserve">8. A. 8 cm</w:t>
+      </w:r>
+    </w:p>
+    <w:p>
+      <w:pPr>
+        <w:spacing w:after="80" w:before="0"/>
+      </w:pPr>
+      <w:r>
+        <w:t xml:space="preserve">     36 = ½ × b × 9 → 36 = 4.5b → b = 8 cm.</w:t>
+      </w:r>
+    </w:p>
+    <w:p>
+      <w:pPr>
+        <w:spacing w:after="40" w:before="0"/>
+      </w:pPr>
+      <w:r>
+        <w:rPr>
+          <w:b/>
+          <w:bCs/>
+        </w:rPr>
+        <w:t xml:space="preserve">9. A. 8 ft</w:t>
+      </w:r>
+    </w:p>
+    <w:p>
+      <w:pPr>
+        <w:spacing w:after="80" w:before="0"/>
+      </w:pPr>
+      <w:r>
+        <w:t xml:space="preserve">     First area = ½ × 12 × 6 = 36 sq ft. Then 36 = ½ × 9 × h → 36 = 4.5h → h = 8 ft.</w:t>
       </w:r>
     </w:p>
     <w:sectPr>

--- a/lessons/5-3-flagship/homework.docx
+++ b/lessons/5-3-flagship/homework.docx
@@ -24,7 +24,7 @@
           <w:i/>
           <w:iCs/>
         </w:rPr>
-        <w:t xml:space="preserve">Lesson 5-3-flagship  •  Standard 6.G.1</w:t>
+        <w:t xml:space="preserve">Lesson 5-3-flagship  •  Standard 6.GR.1</w:t>
       </w:r>
     </w:p>
     <w:p>
@@ -1431,6 +1431,61 @@
       </w:r>
     </w:p>
     <w:p>
+      <w:pPr>
+        <w:spacing w:after="80" w:before="0"/>
+      </w:pPr>
+      <w:r>
+        <w:rPr>
+          <w:b/>
+          <w:bCs/>
+        </w:rPr>
+        <w:t xml:space="preserve">10. You design a triangular roof gable for a client's cabin. The base measures 8 ft and the height measures 5 ft. What is the area of the gable?</w:t>
+      </w:r>
+    </w:p>
+    <w:p>
+      <w:pPr>
+        <w:spacing w:after="40" w:before="0"/>
+      </w:pPr>
+      <w:r>
+        <w:t xml:space="preserve">     A. 20 sq ft</w:t>
+      </w:r>
+    </w:p>
+    <w:p>
+      <w:pPr>
+        <w:spacing w:after="40" w:before="0"/>
+      </w:pPr>
+      <w:r>
+        <w:t xml:space="preserve">     B. 40 sq ft</w:t>
+      </w:r>
+    </w:p>
+    <w:p>
+      <w:pPr>
+        <w:spacing w:after="40" w:before="0"/>
+      </w:pPr>
+      <w:r>
+        <w:t xml:space="preserve">     C. 13 sq ft</w:t>
+      </w:r>
+    </w:p>
+    <w:p>
+      <w:pPr>
+        <w:spacing w:after="40" w:before="0"/>
+      </w:pPr>
+      <w:r>
+        <w:t xml:space="preserve">     D. 20 ft</w:t>
+      </w:r>
+    </w:p>
+    <w:p>
+      <w:pPr>
+        <w:spacing w:after="60" w:before="120"/>
+      </w:pPr>
+      <w:r>
+        <w:rPr>
+          <w:color w:val="BBBBBB"/>
+        </w:rPr>
+        <w:t xml:space="preserve">______________________________________________________________________</w:t>
+      </w:r>
+    </w:p>
+    <w:p>
       <w:r>
         <w:br w:type="page"/>
       </w:r>
@@ -1462,10 +1517,22 @@
     </w:p>
     <w:p>
       <w:pPr>
+        <w:spacing w:after="20" w:before="0"/>
+      </w:pPr>
+      <w:r>
+        <w:t xml:space="preserve">     A = ½ × b × h = ½ × 10 × 6 = 30 square centimeters.</w:t>
+      </w:r>
+    </w:p>
+    <w:p>
+      <w:pPr>
         <w:spacing w:after="80" w:before="0"/>
       </w:pPr>
       <w:r>
-        <w:t xml:space="preserve">     A = ½ × b × h = ½ × 10 × 6 = 30 square centimeters.</w:t>
+        <w:rPr>
+          <w:i/>
+          <w:iCs/>
+        </w:rPr>
+        <w:t xml:space="preserve">     Watch for: A common mistake in Area of Triangles is skipping the key idea: "Area of a triangle = ½ × base × height. A triangle is exactly half of a rectangle with the same base and height." — always check your work against this rule before you submit.</w:t>
       </w:r>
     </w:p>
     <w:p>
@@ -1482,10 +1549,22 @@
     </w:p>
     <w:p>
       <w:pPr>
+        <w:spacing w:after="20" w:before="0"/>
+      </w:pPr>
+      <w:r>
+        <w:t xml:space="preserve">     24 = ½ × 8 × h → 24 = 4h → h = 6 ft.</w:t>
+      </w:r>
+    </w:p>
+    <w:p>
+      <w:pPr>
         <w:spacing w:after="80" w:before="0"/>
       </w:pPr>
       <w:r>
-        <w:t xml:space="preserve">     24 = ½ × 8 × h → 24 = 4h → h = 6 ft.</w:t>
+        <w:rPr>
+          <w:i/>
+          <w:iCs/>
+        </w:rPr>
+        <w:t xml:space="preserve">     Watch for: A common mistake in Area of Triangles is skipping the key idea: "Area of a triangle = ½ × base × height. A triangle is exactly half of a rectangle with the same base and height." — always check your work against this rule before you submit.</w:t>
       </w:r>
     </w:p>
     <w:p>
@@ -1614,22 +1693,62 @@
     </w:p>
     <w:p>
       <w:pPr>
+        <w:spacing w:after="20" w:before="0"/>
+      </w:pPr>
+      <w:r>
+        <w:t xml:space="preserve">     Correct work: Dana forgot the ½. The area is half of base × height: A = ½ × 10 × 7 = ½ × 70 = 35 square feet.</w:t>
+      </w:r>
+    </w:p>
+    <w:p>
+      <w:pPr>
+        <w:spacing w:after="40" w:before="0"/>
+      </w:pPr>
+      <w:r>
+        <w:rPr>
+          <w:b/>
+          <w:bCs/>
+        </w:rPr>
+        <w:t xml:space="preserve">6. A. 5 m</w:t>
+      </w:r>
+    </w:p>
+    <w:p>
+      <w:pPr>
+        <w:spacing w:after="20" w:before="0"/>
+      </w:pPr>
+      <w:r>
+        <w:t xml:space="preserve">     30 = ½ × b × 12 → 30 = 6b → b = 5 m.</w:t>
+      </w:r>
+    </w:p>
+    <w:p>
+      <w:pPr>
         <w:spacing w:after="80" w:before="0"/>
       </w:pPr>
       <w:r>
-        <w:t xml:space="preserve">     Dana forgot the ½. The area is half of base × height: A = ½ × 10 × 7 = ½ × 70 = 35 square feet.</w:t>
-      </w:r>
-    </w:p>
-    <w:p>
-      <w:pPr>
-        <w:spacing w:after="40" w:before="0"/>
-      </w:pPr>
-      <w:r>
-        <w:rPr>
-          <w:b/>
-          <w:bCs/>
-        </w:rPr>
-        <w:t xml:space="preserve">6. A. 5 m</w:t>
+        <w:rPr>
+          <w:i/>
+          <w:iCs/>
+        </w:rPr>
+        <w:t xml:space="preserve">     Watch for: A common mistake in Area of Triangles is skipping the key idea: "Area of a triangle = ½ × base × height. A triangle is exactly half of a rectangle with the same base and height." — always check your work against this rule before you submit.</w:t>
+      </w:r>
+    </w:p>
+    <w:p>
+      <w:pPr>
+        <w:spacing w:after="40" w:before="0"/>
+      </w:pPr>
+      <w:r>
+        <w:rPr>
+          <w:b/>
+          <w:bCs/>
+        </w:rPr>
+        <w:t xml:space="preserve">7. A. 40 sq m</w:t>
+      </w:r>
+    </w:p>
+    <w:p>
+      <w:pPr>
+        <w:spacing w:after="20" w:before="0"/>
+      </w:pPr>
+      <w:r>
+        <w:t xml:space="preserve">     A = ½ × 16 × 5 = ½ × 80 = 40 square meters.</w:t>
       </w:r>
     </w:p>
     <w:p>
@@ -1637,19 +1756,31 @@
         <w:spacing w:after="80" w:before="0"/>
       </w:pPr>
       <w:r>
-        <w:t xml:space="preserve">     30 = ½ × b × 12 → 30 = 6b → b = 5 m.</w:t>
-      </w:r>
-    </w:p>
-    <w:p>
-      <w:pPr>
-        <w:spacing w:after="40" w:before="0"/>
-      </w:pPr>
-      <w:r>
-        <w:rPr>
-          <w:b/>
-          <w:bCs/>
-        </w:rPr>
-        <w:t xml:space="preserve">7. A. 40 sq m</w:t>
+        <w:rPr>
+          <w:i/>
+          <w:iCs/>
+        </w:rPr>
+        <w:t xml:space="preserve">     Watch for: A common mistake in Area of Triangles is skipping the key idea: "Area of a triangle = ½ × base × height. A triangle is exactly half of a rectangle with the same base and height." — always check your work against this rule before you submit.</w:t>
+      </w:r>
+    </w:p>
+    <w:p>
+      <w:pPr>
+        <w:spacing w:after="40" w:before="0"/>
+      </w:pPr>
+      <w:r>
+        <w:rPr>
+          <w:b/>
+          <w:bCs/>
+        </w:rPr>
+        <w:t xml:space="preserve">8. A. 8 cm</w:t>
+      </w:r>
+    </w:p>
+    <w:p>
+      <w:pPr>
+        <w:spacing w:after="20" w:before="0"/>
+      </w:pPr>
+      <w:r>
+        <w:t xml:space="preserve">     36 = ½ × b × 9 → 36 = 4.5b → b = 8 cm.</w:t>
       </w:r>
     </w:p>
     <w:p>
@@ -1657,19 +1788,31 @@
         <w:spacing w:after="80" w:before="0"/>
       </w:pPr>
       <w:r>
-        <w:t xml:space="preserve">     A = ½ × 16 × 5 = ½ × 80 = 40 square meters.</w:t>
-      </w:r>
-    </w:p>
-    <w:p>
-      <w:pPr>
-        <w:spacing w:after="40" w:before="0"/>
-      </w:pPr>
-      <w:r>
-        <w:rPr>
-          <w:b/>
-          <w:bCs/>
-        </w:rPr>
-        <w:t xml:space="preserve">8. A. 8 cm</w:t>
+        <w:rPr>
+          <w:i/>
+          <w:iCs/>
+        </w:rPr>
+        <w:t xml:space="preserve">     Watch for: A common mistake in Area of Triangles is skipping the key idea: "Area of a triangle = ½ × base × height. A triangle is exactly half of a rectangle with the same base and height." — always check your work against this rule before you submit.</w:t>
+      </w:r>
+    </w:p>
+    <w:p>
+      <w:pPr>
+        <w:spacing w:after="40" w:before="0"/>
+      </w:pPr>
+      <w:r>
+        <w:rPr>
+          <w:b/>
+          <w:bCs/>
+        </w:rPr>
+        <w:t xml:space="preserve">9. A. 8 ft</w:t>
+      </w:r>
+    </w:p>
+    <w:p>
+      <w:pPr>
+        <w:spacing w:after="20" w:before="0"/>
+      </w:pPr>
+      <w:r>
+        <w:t xml:space="preserve">     First area = ½ × 12 × 6 = 36 sq ft. Then 36 = ½ × 9 × h → 36 = 4.5h → h = 8 ft.</w:t>
       </w:r>
     </w:p>
     <w:p>
@@ -1677,19 +1820,31 @@
         <w:spacing w:after="80" w:before="0"/>
       </w:pPr>
       <w:r>
-        <w:t xml:space="preserve">     36 = ½ × b × 9 → 36 = 4.5b → b = 8 cm.</w:t>
-      </w:r>
-    </w:p>
-    <w:p>
-      <w:pPr>
-        <w:spacing w:after="40" w:before="0"/>
-      </w:pPr>
-      <w:r>
-        <w:rPr>
-          <w:b/>
-          <w:bCs/>
-        </w:rPr>
-        <w:t xml:space="preserve">9. A. 8 ft</w:t>
+        <w:rPr>
+          <w:i/>
+          <w:iCs/>
+        </w:rPr>
+        <w:t xml:space="preserve">     Watch for: A common mistake in Area of Triangles is skipping the key idea: "Area of a triangle = ½ × base × height. A triangle is exactly half of a rectangle with the same base and height." — always check your work against this rule before you submit.</w:t>
+      </w:r>
+    </w:p>
+    <w:p>
+      <w:pPr>
+        <w:spacing w:after="40" w:before="0"/>
+      </w:pPr>
+      <w:r>
+        <w:rPr>
+          <w:b/>
+          <w:bCs/>
+        </w:rPr>
+        <w:t xml:space="preserve">10. A. 20 sq ft</w:t>
+      </w:r>
+    </w:p>
+    <w:p>
+      <w:pPr>
+        <w:spacing w:after="20" w:before="0"/>
+      </w:pPr>
+      <w:r>
+        <w:t xml:space="preserve">     A = ½ × b × h = ½ × 8 × 5 = ½ × 40 = 20 square feet.</w:t>
       </w:r>
     </w:p>
     <w:p>
@@ -1697,7 +1852,11 @@
         <w:spacing w:after="80" w:before="0"/>
       </w:pPr>
       <w:r>
-        <w:t xml:space="preserve">     First area = ½ × 12 × 6 = 36 sq ft. Then 36 = ½ × 9 × h → 36 = 4.5h → h = 8 ft.</w:t>
+        <w:rPr>
+          <w:i/>
+          <w:iCs/>
+        </w:rPr>
+        <w:t xml:space="preserve">     Watch for: A common mistake in Area of Triangles is skipping the key idea: "Area of a triangle = ½ × base × height. A triangle is exactly half of a rectangle with the same base and height." — always check your work against this rule before you submit.</w:t>
       </w:r>
     </w:p>
     <w:sectPr>

--- a/lessons/5-3-flagship/homework.docx
+++ b/lessons/5-3-flagship/homework.docx
@@ -1532,7 +1532,7 @@
           <w:i/>
           <w:iCs/>
         </w:rPr>
-        <w:t xml:space="preserve">     Watch for: A common mistake in Area of Triangles is skipping the key idea: "Area of a triangle = ½ × base × height. A triangle is exactly half of a rectangle with the same base and height." — always check your work against this rule before you submit.</w:t>
+        <w:t xml:space="preserve">     Watch for: A common mistake in Area of Triangles is stopping after multiplying base × height and forgetting to take half — for example, computing 12 × 8 = 96 and writing 96 sq ft instead of 48 sq ft. Another common mistake is using a slanted side as the height instead of the perpendicular (straight-up) distance from the base. Before you submit, ask: Did I take half of base × height? Is my height measurement perpendicular to the base?</w:t>
       </w:r>
     </w:p>
     <w:p>
@@ -1564,7 +1564,7 @@
           <w:i/>
           <w:iCs/>
         </w:rPr>
-        <w:t xml:space="preserve">     Watch for: A common mistake in Area of Triangles is skipping the key idea: "Area of a triangle = ½ × base × height. A triangle is exactly half of a rectangle with the same base and height." — always check your work against this rule before you submit.</w:t>
+        <w:t xml:space="preserve">     Watch for: A common mistake in Area of Triangles is stopping after multiplying base × height and forgetting to take half — for example, computing 12 × 8 = 96 and writing 96 sq ft instead of 48 sq ft. Another common mistake is using a slanted side as the height instead of the perpendicular (straight-up) distance from the base. Before you submit, ask: Did I take half of base × height? Is my height measurement perpendicular to the base?</w:t>
       </w:r>
     </w:p>
     <w:p>
@@ -1728,7 +1728,7 @@
           <w:i/>
           <w:iCs/>
         </w:rPr>
-        <w:t xml:space="preserve">     Watch for: A common mistake in Area of Triangles is skipping the key idea: "Area of a triangle = ½ × base × height. A triangle is exactly half of a rectangle with the same base and height." — always check your work against this rule before you submit.</w:t>
+        <w:t xml:space="preserve">     Watch for: A common mistake in Area of Triangles is stopping after multiplying base × height and forgetting to take half — for example, computing 12 × 8 = 96 and writing 96 sq ft instead of 48 sq ft. Another common mistake is using a slanted side as the height instead of the perpendicular (straight-up) distance from the base. Before you submit, ask: Did I take half of base × height? Is my height measurement perpendicular to the base?</w:t>
       </w:r>
     </w:p>
     <w:p>
@@ -1760,7 +1760,7 @@
           <w:i/>
           <w:iCs/>
         </w:rPr>
-        <w:t xml:space="preserve">     Watch for: A common mistake in Area of Triangles is skipping the key idea: "Area of a triangle = ½ × base × height. A triangle is exactly half of a rectangle with the same base and height." — always check your work against this rule before you submit.</w:t>
+        <w:t xml:space="preserve">     Watch for: A common mistake in Area of Triangles is stopping after multiplying base × height and forgetting to take half — for example, computing 12 × 8 = 96 and writing 96 sq ft instead of 48 sq ft. Another common mistake is using a slanted side as the height instead of the perpendicular (straight-up) distance from the base. Before you submit, ask: Did I take half of base × height? Is my height measurement perpendicular to the base?</w:t>
       </w:r>
     </w:p>
     <w:p>
@@ -1792,7 +1792,7 @@
           <w:i/>
           <w:iCs/>
         </w:rPr>
-        <w:t xml:space="preserve">     Watch for: A common mistake in Area of Triangles is skipping the key idea: "Area of a triangle = ½ × base × height. A triangle is exactly half of a rectangle with the same base and height." — always check your work against this rule before you submit.</w:t>
+        <w:t xml:space="preserve">     Watch for: A common mistake in Area of Triangles is stopping after multiplying base × height and forgetting to take half — for example, computing 12 × 8 = 96 and writing 96 sq ft instead of 48 sq ft. Another common mistake is using a slanted side as the height instead of the perpendicular (straight-up) distance from the base. Before you submit, ask: Did I take half of base × height? Is my height measurement perpendicular to the base?</w:t>
       </w:r>
     </w:p>
     <w:p>
@@ -1824,7 +1824,7 @@
           <w:i/>
           <w:iCs/>
         </w:rPr>
-        <w:t xml:space="preserve">     Watch for: A common mistake in Area of Triangles is skipping the key idea: "Area of a triangle = ½ × base × height. A triangle is exactly half of a rectangle with the same base and height." — always check your work against this rule before you submit.</w:t>
+        <w:t xml:space="preserve">     Watch for: A common mistake in Area of Triangles is stopping after multiplying base × height and forgetting to take half — for example, computing 12 × 8 = 96 and writing 96 sq ft instead of 48 sq ft. Another common mistake is using a slanted side as the height instead of the perpendicular (straight-up) distance from the base. Before you submit, ask: Did I take half of base × height? Is my height measurement perpendicular to the base?</w:t>
       </w:r>
     </w:p>
     <w:p>
@@ -1856,7 +1856,7 @@
           <w:i/>
           <w:iCs/>
         </w:rPr>
-        <w:t xml:space="preserve">     Watch for: A common mistake in Area of Triangles is skipping the key idea: "Area of a triangle = ½ × base × height. A triangle is exactly half of a rectangle with the same base and height." — always check your work against this rule before you submit.</w:t>
+        <w:t xml:space="preserve">     Watch for: A common mistake in Area of Triangles is stopping after multiplying base × height and forgetting to take half — for example, computing 12 × 8 = 96 and writing 96 sq ft instead of 48 sq ft. Another common mistake is using a slanted side as the height instead of the perpendicular (straight-up) distance from the base. Before you submit, ask: Did I take half of base × height? Is my height measurement perpendicular to the base?</w:t>
       </w:r>
     </w:p>
     <w:sectPr>
